--- a/parity/fixtures/wc-fontface.docx
+++ b/parity/fixtures/wc-fontface.docx
@@ -6,8 +6,6 @@
       <w:r>
         <w:rPr>
           <w:rFonts w:ascii="Arial" w:hAnsi="Arial" w:eastAsia="Arial" w:cs="Arial"/>
-          <w14:ligatures w14:val="standard"/>
-          <w14:cntxtAlts/>
         </w:rPr>
         <w:t>Revenue</w:t>
       </w:r>

--- a/parity/fixtures/wc-fontface.docx
+++ b/parity/fixtures/wc-fontface.docx
@@ -5,7 +5,7 @@
     <w:p>
       <w:r>
         <w:rPr>
-          <w:rFonts w:ascii="Arial" w:hAnsi="Arial" w:eastAsia="Arial" w:cs="Arial"/>
+          <w:rFonts w:ascii="Arial" w:hAnsi="Arial"/>
         </w:rPr>
         <w:t>Revenue</w:t>
       </w:r>
